--- a/docassemble/MODivorceForms/data/templates/confidential_information_sheet_attachment_addendum.docx
+++ b/docassemble/MODivorceForms/data/templates/confidential_information_sheet_attachment_addendum.docx
@@ -1345,7 +1345,7 @@
                 <w:sz w:val="24"/>
                 <w:szCs w:val="24"/>
               </w:rPr>
-              <w:t>{{ "{:.0f}".format(row.ssn) }}</w:t>
+              <w:t>{{ redact(row.ssn) }}</w:t>
             </w:r>
           </w:p>
         </w:tc>

--- a/docassemble/MODivorceForms/data/templates/confidential_information_sheet_attachment_addendum.docx
+++ b/docassemble/MODivorceForms/data/templates/confidential_information_sheet_attachment_addendum.docx
@@ -893,23 +893,7 @@
           <w:sz w:val="24"/>
           <w:szCs w:val="24"/>
         </w:rPr>
-        <w:t>{%p for field in confidential_information_sheet_</w:t>
-      </w:r>
-      <w:r>
-        <w:rPr>
-          <w:rFonts w:ascii="Helvetica" w:hAnsi="Helvetica"/>
-          <w:sz w:val="24"/>
-          <w:szCs w:val="24"/>
-        </w:rPr>
-        <w:t>attachment</w:t>
-      </w:r>
-      <w:r>
-        <w:rPr>
-          <w:rFonts w:ascii="Helvetica" w:hAnsi="Helvetica"/>
-          <w:sz w:val="24"/>
-          <w:szCs w:val="24"/>
-        </w:rPr>
-        <w:t>[i].overflow() %}</w:t>
+        <w:t>{%p for field in confidential_information_sheet_attachment[i].overflow() %}</w:t>
       </w:r>
       <w:bookmarkStart w:id="0" w:name="_GoBack"/>
       <w:bookmarkEnd w:id="0"/>
@@ -951,7 +935,23 @@
           <w:sz w:val="24"/>
           <w:szCs w:val="24"/>
         </w:rPr>
-        <w:t>Additional Children</w:t>
+        <w:t xml:space="preserve">Additional </w:t>
+      </w:r>
+      <w:r>
+        <w:rPr>
+          <w:rFonts w:cs="Arial" w:ascii="Helvetica" w:hAnsi="Helvetica"/>
+          <w:sz w:val="24"/>
+          <w:szCs w:val="24"/>
+        </w:rPr>
+        <w:t xml:space="preserve">Minor </w:t>
+      </w:r>
+      <w:r>
+        <w:rPr>
+          <w:rFonts w:cs="Arial" w:ascii="Helvetica" w:hAnsi="Helvetica"/>
+          <w:sz w:val="24"/>
+          <w:szCs w:val="24"/>
+        </w:rPr>
+        <w:t>Children</w:t>
       </w:r>
     </w:p>
     <w:tbl>
@@ -971,9 +971,8 @@
       </w:tblPr>
       <w:tblGrid>
         <w:gridCol w:w="3240"/>
-        <w:gridCol w:w="2610"/>
-        <w:gridCol w:w="1620"/>
-        <w:gridCol w:w="1889"/>
+        <w:gridCol w:w="3420"/>
+        <w:gridCol w:w="2699"/>
       </w:tblGrid>
       <w:tr>
         <w:trPr/>
@@ -1010,7 +1009,7 @@
         </w:tc>
         <w:tc>
           <w:tcPr>
-            <w:tcW w:w="2610" w:type="dxa"/>
+            <w:tcW w:w="3420" w:type="dxa"/>
             <w:tcBorders>
               <w:right w:val="nil"/>
             </w:tcBorders>
@@ -1043,7 +1042,73 @@
         </w:tc>
         <w:tc>
           <w:tcPr>
-            <w:tcW w:w="1620" w:type="dxa"/>
+            <w:tcW w:w="2699" w:type="dxa"/>
+            <w:tcBorders/>
+          </w:tcPr>
+          <w:p>
+            <w:pPr>
+              <w:pStyle w:val="Normal"/>
+              <w:widowControl w:val="false"/>
+              <w:suppressAutoHyphens w:val="true"/>
+              <w:spacing w:lineRule="auto" w:line="240" w:before="0" w:after="0"/>
+              <w:jc w:val="left"/>
+              <w:rPr>
+                <w:rFonts w:ascii="Helvetica" w:hAnsi="Helvetica"/>
+                <w:b/>
+                <w:b/>
+                <w:bCs/>
+                <w:sz w:val="24"/>
+                <w:szCs w:val="24"/>
+              </w:rPr>
+            </w:pPr>
+            <w:r>
+              <w:rPr>
+                <w:rFonts w:ascii="Helvetica" w:hAnsi="Helvetica"/>
+                <w:b/>
+                <w:bCs/>
+                <w:sz w:val="24"/>
+                <w:szCs w:val="24"/>
+              </w:rPr>
+              <w:t>SSN</w:t>
+            </w:r>
+          </w:p>
+        </w:tc>
+      </w:tr>
+      <w:tr>
+        <w:trPr/>
+        <w:tc>
+          <w:tcPr>
+            <w:tcW w:w="3240" w:type="dxa"/>
+            <w:tcBorders/>
+          </w:tcPr>
+          <w:p>
+            <w:pPr>
+              <w:pStyle w:val="Normal"/>
+              <w:widowControl w:val="false"/>
+              <w:suppressAutoHyphens w:val="true"/>
+              <w:spacing w:lineRule="auto" w:line="240" w:before="0" w:after="0"/>
+              <w:jc w:val="left"/>
+              <w:rPr>
+                <w:rFonts w:ascii="Helvetica" w:hAnsi="Helvetica"/>
+                <w:sz w:val="24"/>
+                <w:szCs w:val="24"/>
+              </w:rPr>
+            </w:pPr>
+            <w:r>
+              <w:rPr>
+                <w:rFonts w:eastAsia="Calibri" w:cs="Arial" w:ascii="Helvetica" w:hAnsi="Helvetica"/>
+                <w:kern w:val="0"/>
+                <w:sz w:val="24"/>
+                <w:szCs w:val="24"/>
+                <w:lang w:val="en-US" w:eastAsia="en-US" w:bidi="ar-SA"/>
+              </w:rPr>
+              <w:t>{%tr for row in field.overflow_value() %}</w:t>
+            </w:r>
+          </w:p>
+        </w:tc>
+        <w:tc>
+          <w:tcPr>
+            <w:tcW w:w="3420" w:type="dxa"/>
             <w:tcBorders>
               <w:right w:val="nil"/>
             </w:tcBorders>
@@ -1056,29 +1121,23 @@
               <w:spacing w:lineRule="auto" w:line="240" w:before="0" w:after="0"/>
               <w:jc w:val="left"/>
               <w:rPr>
-                <w:rFonts w:ascii="Helvetica" w:hAnsi="Helvetica"/>
-                <w:b/>
-                <w:b/>
-                <w:bCs/>
-                <w:sz w:val="24"/>
-                <w:szCs w:val="24"/>
-              </w:rPr>
-            </w:pPr>
-            <w:r>
-              <w:rPr>
-                <w:rFonts w:ascii="Helvetica" w:hAnsi="Helvetica"/>
-                <w:b/>
-                <w:bCs/>
-                <w:sz w:val="24"/>
-                <w:szCs w:val="24"/>
-              </w:rPr>
-              <w:t>Sex</w:t>
-            </w:r>
-          </w:p>
-        </w:tc>
-        <w:tc>
-          <w:tcPr>
-            <w:tcW w:w="1889" w:type="dxa"/>
+                <w:rFonts w:ascii="Helvetica" w:hAnsi="Helvetica" w:eastAsia="Calibri" w:cs="Arial"/>
+                <w:sz w:val="24"/>
+                <w:szCs w:val="24"/>
+              </w:rPr>
+            </w:pPr>
+            <w:r>
+              <w:rPr>
+                <w:rFonts w:eastAsia="Calibri" w:cs="Arial" w:ascii="Helvetica" w:hAnsi="Helvetica"/>
+                <w:sz w:val="24"/>
+                <w:szCs w:val="24"/>
+              </w:rPr>
+            </w:r>
+          </w:p>
+        </w:tc>
+        <w:tc>
+          <w:tcPr>
+            <w:tcW w:w="2699" w:type="dxa"/>
             <w:tcBorders/>
           </w:tcPr>
           <w:p>
@@ -1089,23 +1148,17 @@
               <w:spacing w:lineRule="auto" w:line="240" w:before="0" w:after="0"/>
               <w:jc w:val="left"/>
               <w:rPr>
-                <w:rFonts w:ascii="Helvetica" w:hAnsi="Helvetica"/>
-                <w:b/>
-                <w:b/>
-                <w:bCs/>
-                <w:sz w:val="24"/>
-                <w:szCs w:val="24"/>
-              </w:rPr>
-            </w:pPr>
-            <w:r>
-              <w:rPr>
-                <w:rFonts w:ascii="Helvetica" w:hAnsi="Helvetica"/>
-                <w:b/>
-                <w:bCs/>
-                <w:sz w:val="24"/>
-                <w:szCs w:val="24"/>
-              </w:rPr>
-              <w:t>SSN</w:t>
+                <w:rFonts w:ascii="Helvetica" w:hAnsi="Helvetica" w:eastAsia="Calibri" w:cs="Arial"/>
+                <w:sz w:val="24"/>
+                <w:szCs w:val="24"/>
+              </w:rPr>
+            </w:pPr>
+            <w:r>
+              <w:rPr>
+                <w:rFonts w:eastAsia="Calibri" w:cs="Arial" w:ascii="Helvetica" w:hAnsi="Helvetica"/>
+                <w:sz w:val="24"/>
+                <w:szCs w:val="24"/>
+              </w:rPr>
             </w:r>
           </w:p>
         </w:tc>
@@ -1138,13 +1191,53 @@
                 <w:szCs w:val="24"/>
                 <w:lang w:val="en-US" w:eastAsia="en-US" w:bidi="ar-SA"/>
               </w:rPr>
-              <w:t>{%tr for row in field.overflow_value() %}</w:t>
-            </w:r>
-          </w:p>
-        </w:tc>
-        <w:tc>
-          <w:tcPr>
-            <w:tcW w:w="2610" w:type="dxa"/>
+              <w:t xml:space="preserve">{{ </w:t>
+            </w:r>
+            <w:r>
+              <w:rPr>
+                <w:rFonts w:eastAsia="Calibri" w:cs="Arial" w:ascii="Helvetica" w:hAnsi="Helvetica"/>
+                <w:kern w:val="0"/>
+                <w:sz w:val="24"/>
+                <w:szCs w:val="24"/>
+                <w:lang w:val="en-US" w:eastAsia="en-US" w:bidi="ar-SA"/>
+              </w:rPr>
+              <w:t>redact(</w:t>
+            </w:r>
+            <w:r>
+              <w:rPr>
+                <w:rFonts w:eastAsia="Calibri" w:cs="Arial" w:ascii="Helvetica" w:hAnsi="Helvetica"/>
+                <w:kern w:val="0"/>
+                <w:sz w:val="24"/>
+                <w:szCs w:val="24"/>
+                <w:lang w:val="en-US" w:eastAsia="en-US" w:bidi="ar-SA"/>
+              </w:rPr>
+              <w:t>row.name.full()</w:t>
+            </w:r>
+            <w:r>
+              <w:rPr>
+                <w:rFonts w:eastAsia="Calibri" w:cs="Arial" w:ascii="Helvetica" w:hAnsi="Helvetica"/>
+                <w:kern w:val="0"/>
+                <w:sz w:val="24"/>
+                <w:szCs w:val="24"/>
+                <w:lang w:val="en-US" w:eastAsia="en-US" w:bidi="ar-SA"/>
+              </w:rPr>
+              <w:t>)</w:t>
+            </w:r>
+            <w:r>
+              <w:rPr>
+                <w:rFonts w:eastAsia="Calibri" w:cs="Arial" w:ascii="Helvetica" w:hAnsi="Helvetica"/>
+                <w:kern w:val="0"/>
+                <w:sz w:val="24"/>
+                <w:szCs w:val="24"/>
+                <w:lang w:val="en-US" w:eastAsia="en-US" w:bidi="ar-SA"/>
+              </w:rPr>
+              <w:t xml:space="preserve"> }}</w:t>
+            </w:r>
+          </w:p>
+        </w:tc>
+        <w:tc>
+          <w:tcPr>
+            <w:tcW w:w="3420" w:type="dxa"/>
             <w:tcBorders>
               <w:right w:val="nil"/>
             </w:tcBorders>
@@ -1157,7 +1250,7 @@
               <w:spacing w:lineRule="auto" w:line="240" w:before="0" w:after="0"/>
               <w:jc w:val="left"/>
               <w:rPr>
-                <w:rFonts w:ascii="Helvetica" w:hAnsi="Helvetica" w:eastAsia="Calibri" w:cs="Arial"/>
+                <w:rFonts w:ascii="Helvetica" w:hAnsi="Helvetica"/>
                 <w:sz w:val="24"/>
                 <w:szCs w:val="24"/>
               </w:rPr>
@@ -1165,15 +1258,135 @@
             <w:r>
               <w:rPr>
                 <w:rFonts w:eastAsia="Calibri" w:cs="Arial" w:ascii="Helvetica" w:hAnsi="Helvetica"/>
-                <w:sz w:val="24"/>
-                <w:szCs w:val="24"/>
-              </w:rPr>
-            </w:r>
-          </w:p>
-        </w:tc>
-        <w:tc>
-          <w:tcPr>
-            <w:tcW w:w="1620" w:type="dxa"/>
+                <w:kern w:val="0"/>
+                <w:sz w:val="24"/>
+                <w:szCs w:val="24"/>
+                <w:lang w:val="en-US" w:eastAsia="en-US" w:bidi="ar-SA"/>
+              </w:rPr>
+              <w:t xml:space="preserve">{{ </w:t>
+            </w:r>
+            <w:r>
+              <w:rPr>
+                <w:rFonts w:eastAsia="Calibri" w:cs="Arial" w:ascii="Helvetica" w:hAnsi="Helvetica"/>
+                <w:kern w:val="0"/>
+                <w:sz w:val="24"/>
+                <w:szCs w:val="24"/>
+                <w:lang w:val="en-US" w:eastAsia="en-US" w:bidi="ar-SA"/>
+              </w:rPr>
+              <w:t>redact(</w:t>
+            </w:r>
+            <w:r>
+              <w:rPr>
+                <w:rFonts w:eastAsia="Calibri" w:cs="Arial" w:ascii="Helvetica" w:hAnsi="Helvetica"/>
+                <w:kern w:val="0"/>
+                <w:sz w:val="24"/>
+                <w:szCs w:val="24"/>
+                <w:lang w:val="en-US" w:eastAsia="en-US" w:bidi="ar-SA"/>
+              </w:rPr>
+              <w:t>format_date(row.birthdate, format='M/d/yyyy')</w:t>
+            </w:r>
+            <w:r>
+              <w:rPr>
+                <w:rFonts w:eastAsia="Calibri" w:cs="Arial" w:ascii="Helvetica" w:hAnsi="Helvetica"/>
+                <w:kern w:val="0"/>
+                <w:sz w:val="24"/>
+                <w:szCs w:val="24"/>
+                <w:lang w:val="en-US" w:eastAsia="en-US" w:bidi="ar-SA"/>
+              </w:rPr>
+              <w:t>)</w:t>
+            </w:r>
+            <w:r>
+              <w:rPr>
+                <w:rFonts w:eastAsia="Calibri" w:cs="Arial" w:ascii="Helvetica" w:hAnsi="Helvetica"/>
+                <w:kern w:val="0"/>
+                <w:sz w:val="24"/>
+                <w:szCs w:val="24"/>
+                <w:lang w:val="en-US" w:eastAsia="en-US" w:bidi="ar-SA"/>
+              </w:rPr>
+              <w:t xml:space="preserve"> }}</w:t>
+            </w:r>
+          </w:p>
+        </w:tc>
+        <w:tc>
+          <w:tcPr>
+            <w:tcW w:w="2699" w:type="dxa"/>
+            <w:tcBorders/>
+          </w:tcPr>
+          <w:p>
+            <w:pPr>
+              <w:pStyle w:val="Normal"/>
+              <w:widowControl w:val="false"/>
+              <w:suppressAutoHyphens w:val="true"/>
+              <w:spacing w:lineRule="auto" w:line="240" w:before="0" w:after="0"/>
+              <w:jc w:val="left"/>
+              <w:rPr>
+                <w:rFonts w:ascii="Helvetica" w:hAnsi="Helvetica"/>
+                <w:sz w:val="24"/>
+                <w:szCs w:val="24"/>
+              </w:rPr>
+            </w:pPr>
+            <w:r>
+              <w:rPr>
+                <w:rFonts w:ascii="Helvetica" w:hAnsi="Helvetica"/>
+                <w:sz w:val="24"/>
+                <w:szCs w:val="24"/>
+              </w:rPr>
+              <w:t xml:space="preserve">{{ </w:t>
+            </w:r>
+            <w:r>
+              <w:rPr>
+                <w:rFonts w:ascii="Helvetica" w:hAnsi="Helvetica"/>
+                <w:sz w:val="24"/>
+                <w:szCs w:val="24"/>
+              </w:rPr>
+              <w:t>redact(row.</w:t>
+            </w:r>
+            <w:r>
+              <w:rPr>
+                <w:rFonts w:ascii="Helvetica" w:hAnsi="Helvetica"/>
+                <w:sz w:val="24"/>
+                <w:szCs w:val="24"/>
+              </w:rPr>
+              <w:t>ssn) }}</w:t>
+            </w:r>
+          </w:p>
+        </w:tc>
+      </w:tr>
+      <w:tr>
+        <w:trPr/>
+        <w:tc>
+          <w:tcPr>
+            <w:tcW w:w="3240" w:type="dxa"/>
+            <w:tcBorders/>
+          </w:tcPr>
+          <w:p>
+            <w:pPr>
+              <w:pStyle w:val="Normal"/>
+              <w:widowControl w:val="false"/>
+              <w:suppressAutoHyphens w:val="true"/>
+              <w:spacing w:lineRule="auto" w:line="240" w:before="0" w:after="0"/>
+              <w:jc w:val="left"/>
+              <w:rPr>
+                <w:rFonts w:ascii="Helvetica" w:hAnsi="Helvetica"/>
+                <w:sz w:val="24"/>
+                <w:szCs w:val="24"/>
+              </w:rPr>
+            </w:pPr>
+            <w:r>
+              <w:rPr>
+                <w:rFonts w:eastAsia="Calibri" w:cs="Arial" w:ascii="Helvetica" w:hAnsi="Helvetica"/>
+                <w:kern w:val="0"/>
+                <w:sz w:val="24"/>
+                <w:szCs w:val="24"/>
+                <w:lang w:val="en-US" w:eastAsia="en-US" w:bidi="ar-SA"/>
+              </w:rPr>
+              <w:t>{%tr endfor %}</w:t>
+            </w:r>
+          </w:p>
+        </w:tc>
+        <w:tc>
+          <w:tcPr>
+            <w:tcW w:w="3420" w:type="dxa"/>
             <w:tcBorders>
               <w:right w:val="nil"/>
             </w:tcBorders>
@@ -1202,247 +1415,7 @@
         </w:tc>
         <w:tc>
           <w:tcPr>
-            <w:tcW w:w="1889" w:type="dxa"/>
-            <w:tcBorders/>
-          </w:tcPr>
-          <w:p>
-            <w:pPr>
-              <w:pStyle w:val="Normal"/>
-              <w:widowControl w:val="false"/>
-              <w:suppressAutoHyphens w:val="true"/>
-              <w:spacing w:lineRule="auto" w:line="240" w:before="0" w:after="0"/>
-              <w:jc w:val="left"/>
-              <w:rPr>
-                <w:rFonts w:ascii="Helvetica" w:hAnsi="Helvetica" w:eastAsia="Calibri" w:cs="Arial"/>
-                <w:sz w:val="24"/>
-                <w:szCs w:val="24"/>
-              </w:rPr>
-            </w:pPr>
-            <w:r>
-              <w:rPr>
-                <w:rFonts w:eastAsia="Calibri" w:cs="Arial" w:ascii="Helvetica" w:hAnsi="Helvetica"/>
-                <w:sz w:val="24"/>
-                <w:szCs w:val="24"/>
-              </w:rPr>
-            </w:r>
-          </w:p>
-        </w:tc>
-      </w:tr>
-      <w:tr>
-        <w:trPr/>
-        <w:tc>
-          <w:tcPr>
-            <w:tcW w:w="3240" w:type="dxa"/>
-            <w:tcBorders/>
-          </w:tcPr>
-          <w:p>
-            <w:pPr>
-              <w:pStyle w:val="Normal"/>
-              <w:widowControl w:val="false"/>
-              <w:suppressAutoHyphens w:val="true"/>
-              <w:spacing w:lineRule="auto" w:line="240" w:before="0" w:after="0"/>
-              <w:jc w:val="left"/>
-              <w:rPr>
-                <w:rFonts w:ascii="Helvetica" w:hAnsi="Helvetica"/>
-                <w:sz w:val="24"/>
-                <w:szCs w:val="24"/>
-              </w:rPr>
-            </w:pPr>
-            <w:r>
-              <w:rPr>
-                <w:rFonts w:eastAsia="Calibri" w:cs="Arial" w:ascii="Helvetica" w:hAnsi="Helvetica"/>
-                <w:kern w:val="0"/>
-                <w:sz w:val="24"/>
-                <w:szCs w:val="24"/>
-                <w:lang w:val="en-US" w:eastAsia="en-US" w:bidi="ar-SA"/>
-              </w:rPr>
-              <w:t>{{ row.name.full() }}</w:t>
-            </w:r>
-          </w:p>
-        </w:tc>
-        <w:tc>
-          <w:tcPr>
-            <w:tcW w:w="2610" w:type="dxa"/>
-            <w:tcBorders>
-              <w:right w:val="nil"/>
-            </w:tcBorders>
-          </w:tcPr>
-          <w:p>
-            <w:pPr>
-              <w:pStyle w:val="Normal"/>
-              <w:widowControl w:val="false"/>
-              <w:suppressAutoHyphens w:val="true"/>
-              <w:spacing w:lineRule="auto" w:line="240" w:before="0" w:after="0"/>
-              <w:jc w:val="left"/>
-              <w:rPr>
-                <w:rFonts w:ascii="Helvetica" w:hAnsi="Helvetica"/>
-                <w:sz w:val="24"/>
-                <w:szCs w:val="24"/>
-              </w:rPr>
-            </w:pPr>
-            <w:r>
-              <w:rPr>
-                <w:rFonts w:eastAsia="Calibri" w:cs="Arial" w:ascii="Helvetica" w:hAnsi="Helvetica"/>
-                <w:kern w:val="0"/>
-                <w:sz w:val="24"/>
-                <w:szCs w:val="24"/>
-                <w:lang w:val="en-US" w:eastAsia="en-US" w:bidi="ar-SA"/>
-              </w:rPr>
-              <w:t>{{ format_date(row.birthdate, format='M/d/yyyy') }}</w:t>
-            </w:r>
-          </w:p>
-        </w:tc>
-        <w:tc>
-          <w:tcPr>
-            <w:tcW w:w="1620" w:type="dxa"/>
-            <w:tcBorders>
-              <w:right w:val="nil"/>
-            </w:tcBorders>
-          </w:tcPr>
-          <w:p>
-            <w:pPr>
-              <w:pStyle w:val="Normal"/>
-              <w:widowControl w:val="false"/>
-              <w:suppressAutoHyphens w:val="true"/>
-              <w:spacing w:lineRule="auto" w:line="240" w:before="0" w:after="0"/>
-              <w:jc w:val="left"/>
-              <w:rPr>
-                <w:rFonts w:ascii="Helvetica" w:hAnsi="Helvetica"/>
-                <w:sz w:val="24"/>
-                <w:szCs w:val="24"/>
-              </w:rPr>
-            </w:pPr>
-            <w:r>
-              <w:rPr>
-                <w:rFonts w:ascii="Helvetica" w:hAnsi="Helvetica"/>
-                <w:sz w:val="24"/>
-                <w:szCs w:val="24"/>
-              </w:rPr>
-            </w:r>
-          </w:p>
-        </w:tc>
-        <w:tc>
-          <w:tcPr>
-            <w:tcW w:w="1889" w:type="dxa"/>
-            <w:tcBorders/>
-          </w:tcPr>
-          <w:p>
-            <w:pPr>
-              <w:pStyle w:val="Normal"/>
-              <w:widowControl w:val="false"/>
-              <w:suppressAutoHyphens w:val="true"/>
-              <w:spacing w:lineRule="auto" w:line="240" w:before="0" w:after="0"/>
-              <w:jc w:val="left"/>
-              <w:rPr>
-                <w:rFonts w:ascii="Helvetica" w:hAnsi="Helvetica"/>
-                <w:sz w:val="24"/>
-                <w:szCs w:val="24"/>
-              </w:rPr>
-            </w:pPr>
-            <w:r>
-              <w:rPr>
-                <w:rFonts w:ascii="Helvetica" w:hAnsi="Helvetica"/>
-                <w:sz w:val="24"/>
-                <w:szCs w:val="24"/>
-              </w:rPr>
-              <w:t>{{ redact(row.ssn) }}</w:t>
-            </w:r>
-          </w:p>
-        </w:tc>
-      </w:tr>
-      <w:tr>
-        <w:trPr/>
-        <w:tc>
-          <w:tcPr>
-            <w:tcW w:w="3240" w:type="dxa"/>
-            <w:tcBorders/>
-          </w:tcPr>
-          <w:p>
-            <w:pPr>
-              <w:pStyle w:val="Normal"/>
-              <w:widowControl w:val="false"/>
-              <w:suppressAutoHyphens w:val="true"/>
-              <w:spacing w:lineRule="auto" w:line="240" w:before="0" w:after="0"/>
-              <w:jc w:val="left"/>
-              <w:rPr>
-                <w:rFonts w:ascii="Helvetica" w:hAnsi="Helvetica"/>
-                <w:sz w:val="24"/>
-                <w:szCs w:val="24"/>
-              </w:rPr>
-            </w:pPr>
-            <w:r>
-              <w:rPr>
-                <w:rFonts w:eastAsia="Calibri" w:cs="Arial" w:ascii="Helvetica" w:hAnsi="Helvetica"/>
-                <w:kern w:val="0"/>
-                <w:sz w:val="24"/>
-                <w:szCs w:val="24"/>
-                <w:lang w:val="en-US" w:eastAsia="en-US" w:bidi="ar-SA"/>
-              </w:rPr>
-              <w:t>{%tr endfor %}</w:t>
-            </w:r>
-          </w:p>
-        </w:tc>
-        <w:tc>
-          <w:tcPr>
-            <w:tcW w:w="2610" w:type="dxa"/>
-            <w:tcBorders>
-              <w:right w:val="nil"/>
-            </w:tcBorders>
-          </w:tcPr>
-          <w:p>
-            <w:pPr>
-              <w:pStyle w:val="Normal"/>
-              <w:widowControl w:val="false"/>
-              <w:suppressAutoHyphens w:val="true"/>
-              <w:spacing w:lineRule="auto" w:line="240" w:before="0" w:after="0"/>
-              <w:jc w:val="left"/>
-              <w:rPr>
-                <w:rFonts w:ascii="Helvetica" w:hAnsi="Helvetica" w:eastAsia="Calibri" w:cs="Arial"/>
-                <w:sz w:val="24"/>
-                <w:szCs w:val="24"/>
-              </w:rPr>
-            </w:pPr>
-            <w:r>
-              <w:rPr>
-                <w:rFonts w:eastAsia="Calibri" w:cs="Arial" w:ascii="Helvetica" w:hAnsi="Helvetica"/>
-                <w:sz w:val="24"/>
-                <w:szCs w:val="24"/>
-              </w:rPr>
-            </w:r>
-          </w:p>
-        </w:tc>
-        <w:tc>
-          <w:tcPr>
-            <w:tcW w:w="1620" w:type="dxa"/>
-            <w:tcBorders>
-              <w:right w:val="nil"/>
-            </w:tcBorders>
-          </w:tcPr>
-          <w:p>
-            <w:pPr>
-              <w:pStyle w:val="Normal"/>
-              <w:widowControl w:val="false"/>
-              <w:suppressAutoHyphens w:val="true"/>
-              <w:spacing w:lineRule="auto" w:line="240" w:before="0" w:after="0"/>
-              <w:jc w:val="left"/>
-              <w:rPr>
-                <w:rFonts w:ascii="Helvetica" w:hAnsi="Helvetica" w:eastAsia="Calibri" w:cs="Arial"/>
-                <w:sz w:val="24"/>
-                <w:szCs w:val="24"/>
-              </w:rPr>
-            </w:pPr>
-            <w:r>
-              <w:rPr>
-                <w:rFonts w:eastAsia="Calibri" w:cs="Arial" w:ascii="Helvetica" w:hAnsi="Helvetica"/>
-                <w:sz w:val="24"/>
-                <w:szCs w:val="24"/>
-              </w:rPr>
-            </w:r>
-          </w:p>
-        </w:tc>
-        <w:tc>
-          <w:tcPr>
-            <w:tcW w:w="1889" w:type="dxa"/>
+            <w:tcW w:w="2699" w:type="dxa"/>
             <w:tcBorders/>
           </w:tcPr>
           <w:p>
